--- a/word_reports/LP_0098_위치_410_Bryan Adams_Reckless..docx
+++ b/word_reports/LP_0098_위치_410_Bryan Adams_Reckless..docx
@@ -4,7 +4,7 @@
   <w:body>
     <w:p>
       <w:pPr>
-        <w:spacing w:after="280"/>
+        <w:spacing w:after="80"/>
       </w:pPr>
       <w:r>
         <w:rPr w:rFonts="맑은 고딕">
@@ -13,94 +13,47 @@
           <w:color w:val="1E3A8A"/>
           <w:sz w:val="30"/>
         </w:rPr>
-        <w:t>[410] Bryan Adams - Reckless.</w:t>
+        <w:t>Bryan Adams (브라이언 아담스) - Reckless.</w:t>
       </w:r>
     </w:p>
     <w:p>
       <w:pPr>
-        <w:spacing w:after="320"/>
+        <w:spacing w:after="240"/>
       </w:pPr>
       <w:r>
         <w:rPr w:rFonts="맑은 고딕">
           <w:rFonts w:ascii="맑은 고딕" w:hAnsi="맑은 고딕" w:eastAsia="맑은 고딕"/>
           <w:b/>
-          <w:sz w:val="20"/>
+          <w:color w:val="4B5563"/>
+          <w:sz w:val="22"/>
         </w:rPr>
-        <w:t>■ 위치 : 410</w:t>
-        <w:br/>
-      </w:r>
-      <w:r>
-        <w:rPr w:rFonts="맑은 고딕">
-          <w:rFonts w:ascii="맑은 고딕" w:hAnsi="맑은 고딕" w:eastAsia="맑은 고딕"/>
-          <w:b/>
-          <w:sz w:val="20"/>
-        </w:rPr>
-        <w:t>■ 아티스트 : Bryan Adams</w:t>
-        <w:br/>
-      </w:r>
-      <w:r>
-        <w:rPr w:rFonts="맑은 고딕">
-          <w:rFonts w:ascii="맑은 고딕" w:hAnsi="맑은 고딕" w:eastAsia="맑은 고딕"/>
-          <w:b/>
-          <w:sz w:val="20"/>
-        </w:rPr>
-        <w:t>■ 앨범명 : Reckless.</w:t>
-        <w:br/>
-      </w:r>
-      <w:r>
-        <w:rPr w:rFonts="맑은 고딕">
-          <w:rFonts w:ascii="맑은 고딕" w:hAnsi="맑은 고딕" w:eastAsia="맑은 고딕"/>
-          <w:b w:val="0"/>
-          <w:sz w:val="20"/>
-        </w:rPr>
-        <w:t>■ 음반 레이블 : A&amp;M Records</w:t>
-        <w:br/>
-      </w:r>
-      <w:r>
-        <w:rPr w:rFonts="맑은 고딕">
-          <w:rFonts w:ascii="맑은 고딕" w:hAnsi="맑은 고딕" w:eastAsia="맑은 고딕"/>
-          <w:b w:val="0"/>
-          <w:sz w:val="20"/>
-        </w:rPr>
-        <w:t>■ 발매년도 : 1984</w:t>
-        <w:br/>
-      </w:r>
-      <w:r>
-        <w:rPr w:rFonts="맑은 고딕">
-          <w:rFonts w:ascii="맑은 고딕" w:hAnsi="맑은 고딕" w:eastAsia="맑은 고딕"/>
-          <w:b w:val="0"/>
-          <w:sz w:val="20"/>
-        </w:rPr>
-        <w:t>■ 장르 : 팝 록 (Pop Rock), 하드 록 (Hard Rock), 아레나 록 (Arena Rock)</w:t>
-        <w:br/>
-      </w:r>
-      <w:r>
-        <w:rPr w:rFonts="맑은 고딕">
-          <w:rFonts w:ascii="맑은 고딕" w:hAnsi="맑은 고딕" w:eastAsia="맑은 고딕"/>
-          <w:b w:val="0"/>
-          <w:sz w:val="20"/>
-        </w:rPr>
-        <w:t>■ 주요 수록곡 : Run to You, Summer of '69, Heaven, Somebody, It's Only Love (with Tina Turner), One Night Love Affair</w:t>
-        <w:br/>
+        <w:t>위치 :  410</w:t>
       </w:r>
     </w:p>
     <w:p>
       <w:pPr>
-        <w:spacing w:after="160"/>
+        <w:spacing w:line="324" w:lineRule="auto" w:before="80" w:after="160"/>
       </w:pPr>
       <w:r>
         <w:rPr w:rFonts="맑은 고딕">
           <w:rFonts w:ascii="맑은 고딕" w:hAnsi="맑은 고딕" w:eastAsia="맑은 고딕"/>
           <w:b/>
           <w:color w:val="1F2937"/>
-          <w:sz w:val="24"/>
+          <w:sz w:val="22"/>
         </w:rPr>
-        <w:t>■ 음반 해설 및 감상 가이드</w:t>
+        <w:t xml:space="preserve">[음반 소개] </w:t>
+      </w:r>
+      <w:r>
+        <w:rPr w:rFonts="맑은 고딕">
+          <w:rFonts w:ascii="맑은 고딕" w:hAnsi="맑은 고딕" w:eastAsia="맑은 고딕"/>
+          <w:b w:val="0"/>
+          <w:sz w:val="21"/>
+        </w:rPr>
       </w:r>
     </w:p>
     <w:p>
       <w:pPr>
-        <w:spacing w:line="312" w:lineRule="auto" w:after="120"/>
+        <w:spacing w:line="324" w:lineRule="auto" w:after="120"/>
       </w:pPr>
       <w:r>
         <w:rPr w:rFonts="맑은 고딕">
@@ -108,51 +61,516 @@
           <w:b w:val="0"/>
           <w:sz w:val="21"/>
         </w:rPr>
-        <w:t>캐나다 출신의 싱어송라이터 브라이언 애덤스(Bryan Adams)가 1984년에 발표한 네 번째 정규 앨범 《Reckless》는 1980년대 스트레이트한 록 음악의 정수를 담아낸 시대를 대표하는 명반입니다. 전작 《Cuts Like a Knife》로 성공의 발판을 마련한 그는 이 앨범을 통해 단숨에 세계적인 록 스타의 반열에 올랐습니다. 미국 빌보드 200 앨범 차트 정상에 오르고 싱글 차트 Top 10에 무려 6곡을 진입시키는 대기록을 세우며, 80년대 아레나 록 황금기의 중심에 섰습니다.</w:t>
+        <w:t>1984년 만추의 공기를 가르며 세상에 울려 퍼진 브라이언 아담스의 네 번째 정규 앨범 *Reckless*는 아메리칸 하트랜드 록의 거친 숨결과 팝 음악의 세련된 서정미가 가장 완벽한 합일을 이룬 불멸의 명반입니다. 날것의 순수한 열정과 짙은 애수가 교차하는 그의 허스키한 보이스는 턴테이블의 소리골을 타고 흐르며, 누구에게나 가슴 한구석에 남아 있는 찬란했던 청춘의 계절을 아련하게 소환해 냅니다. 상업적 쾌거를 넘어 시대를 관통하는 록 음악의 순수성과 낭만을 응축해 낸 이 걸작은, 40여 년의 세월이 흐른 오늘날에도 여전히 깊은 울림과 가슴 벅찬 감동을 선사합니다.</w:t>
       </w:r>
     </w:p>
     <w:p>
       <w:pPr>
-        <w:spacing w:line="312" w:lineRule="auto" w:after="120"/>
+        <w:spacing w:line="324" w:lineRule="auto" w:before="200" w:after="80"/>
       </w:pPr>
+      <w:r>
+        <w:rPr w:rFonts="맑은 고딕">
+          <w:rFonts w:ascii="맑은 고딕" w:hAnsi="맑은 고딕" w:eastAsia="맑은 고딕"/>
+          <w:b/>
+          <w:color w:val="1E3A8A"/>
+          <w:sz w:val="24"/>
+        </w:rPr>
+        <w:t>1. 음반 데이터</w:t>
+      </w:r>
+    </w:p>
+    <w:p>
+      <w:pPr>
+        <w:spacing w:line="324" w:lineRule="auto" w:after="80"/>
+      </w:pPr>
+      <w:r>
+        <w:rPr w:rFonts="맑은 고딕">
+          <w:rFonts w:ascii="맑은 고딕" w:hAnsi="맑은 고딕" w:eastAsia="맑은 고딕"/>
+          <w:b w:val="0"/>
+          <w:color w:val="6B7280"/>
+          <w:sz w:val="21"/>
+        </w:rPr>
+        <w:t xml:space="preserve">· </w:t>
+      </w:r>
+      <w:r>
+        <w:rPr w:rFonts="맑은 고딕">
+          <w:rFonts w:ascii="맑은 고딕" w:hAnsi="맑은 고딕" w:eastAsia="맑은 고딕"/>
+          <w:b/>
+          <w:color w:val="1F2937"/>
+          <w:sz w:val="21"/>
+        </w:rPr>
+        <w:t xml:space="preserve">앨범명: </w:t>
+      </w:r>
       <w:r>
         <w:rPr w:rFonts="맑은 고딕">
           <w:rFonts w:ascii="맑은 고딕" w:hAnsi="맑은 고딕" w:eastAsia="맑은 고딕"/>
           <w:b w:val="0"/>
           <w:sz w:val="21"/>
         </w:rPr>
-        <w:t>음악적으로 《Reckless》는 브라이언 애덤스와 오랜 작곡 파트너인 짐 밸런스(Jim Vallance)의 호흡이 절정에 달했음을 증명합니다. 명프로듀서 밥 클리어마운틴(Bob Clearmountain)의 정교하고 세련된 프로덕션 위에, 애덤스 특유의 허스키하면서도 파워풀한 보컬과 키스 스콧(Keith Scott)의 날카롭고 감각적인 기타 리프가 유기적으로 결합되어 있습니다. 군더더기 없는 리듬 섹션과 중독성 강한 멜로디는 정통 록의 강렬함과 팝의 대중성을 완벽하게 조화시킵니다.</w:t>
+        <w:t>Reckless.</w:t>
       </w:r>
     </w:p>
     <w:p>
       <w:pPr>
-        <w:spacing w:line="312" w:lineRule="auto" w:after="120"/>
+        <w:spacing w:line="324" w:lineRule="auto" w:after="80"/>
       </w:pPr>
+      <w:r>
+        <w:rPr w:rFonts="맑은 고딕">
+          <w:rFonts w:ascii="맑은 고딕" w:hAnsi="맑은 고딕" w:eastAsia="맑은 고딕"/>
+          <w:b w:val="0"/>
+          <w:color w:val="6B7280"/>
+          <w:sz w:val="21"/>
+        </w:rPr>
+        <w:t xml:space="preserve">· </w:t>
+      </w:r>
+      <w:r>
+        <w:rPr w:rFonts="맑은 고딕">
+          <w:rFonts w:ascii="맑은 고딕" w:hAnsi="맑은 고딕" w:eastAsia="맑은 고딕"/>
+          <w:b/>
+          <w:color w:val="1F2937"/>
+          <w:sz w:val="21"/>
+        </w:rPr>
+        <w:t xml:space="preserve">아티스트: </w:t>
+      </w:r>
       <w:r>
         <w:rPr w:rFonts="맑은 고딕">
           <w:rFonts w:ascii="맑은 고딕" w:hAnsi="맑은 고딕" w:eastAsia="맑은 고딕"/>
           <w:b w:val="0"/>
           <w:sz w:val="21"/>
         </w:rPr>
-        <w:t>수록곡 하나하나가 팝 록 역사에 남을 명곡들로 채워져 있습니다. 청춘의 아련한 향수와 패기를 역동적인 리듬에 실어 낸 대표곡 "Summer of '69"는 시대를 초월해 사랑받는 청춘의 송가이며, 감미롭고 애절한 선율의 "Heaven"은 빌보드 핫 100 1위를 차지하며 80년대 파워 발라드의 진수를 보여줍니다. 또한, 긴장감 넘치는 기타 리프가 인상적인 "Run to You"와 전설적인 록 여제 티나 터너(Tina Turner)와의 폭발적인 가창력 대결이 돋보이는 "It's Only Love"는 음반의 에너지와 완성도를 한층 끌어올립니다.</w:t>
+        <w:t>Bryan Adams (브라이언 아담스)</w:t>
       </w:r>
     </w:p>
     <w:p>
       <w:pPr>
-        <w:spacing w:line="312" w:lineRule="auto" w:after="120"/>
+        <w:spacing w:line="324" w:lineRule="auto" w:after="80"/>
       </w:pPr>
+      <w:r>
+        <w:rPr w:rFonts="맑은 고딕">
+          <w:rFonts w:ascii="맑은 고딕" w:hAnsi="맑은 고딕" w:eastAsia="맑은 고딕"/>
+          <w:b w:val="0"/>
+          <w:color w:val="6B7280"/>
+          <w:sz w:val="21"/>
+        </w:rPr>
+        <w:t xml:space="preserve">· </w:t>
+      </w:r>
+      <w:r>
+        <w:rPr w:rFonts="맑은 고딕">
+          <w:rFonts w:ascii="맑은 고딕" w:hAnsi="맑은 고딕" w:eastAsia="맑은 고딕"/>
+          <w:b/>
+          <w:color w:val="1F2937"/>
+          <w:sz w:val="21"/>
+        </w:rPr>
+        <w:t xml:space="preserve">발매 정보: </w:t>
+      </w:r>
       <w:r>
         <w:rPr w:rFonts="맑은 고딕">
           <w:rFonts w:ascii="맑은 고딕" w:hAnsi="맑은 고딕" w:eastAsia="맑은 고딕"/>
           <w:b w:val="0"/>
           <w:sz w:val="21"/>
         </w:rPr>
-        <w:t>《Reckless》는 80년대 청년 문화의 에너지를 가장 직관적이고 솔직하게 담아낸 음반입니다. LP의 미세한 그루브를 타고 흐르는 키스 스콧의 타이트한 기타 톤과 브라이언 애덤스의 거친 질감의 음성은 아날로그 특유의 생동감과 시원한 타격감을 선사합니다. 명료한 리듬과 뜨거운 열정이 살아 숨 쉬는 이 앨범은 록 음악 애호가라면 LP 컬렉션에서 결코 빠뜨릴 수 없는 불후의 클래식입니다.</w:t>
+        <w:t>1984년 11월 5일, 아티스트 본인의 25번째 생일에 맞춰 명문 레이블 A&amp;M 레코드를 통해 발매되었으며, 명 프로듀서 밥 클리어마운틴(Bob Clearmountain)과의 긴밀한 협업을 통해 1980년대 록 사운드의 교과서적인 프로덕션을 완성해 낸 기념비적 앨범입니다.</w:t>
+      </w:r>
+    </w:p>
+    <w:p>
+      <w:pPr>
+        <w:spacing w:line="324" w:lineRule="auto" w:after="80"/>
+      </w:pPr>
+      <w:r>
+        <w:rPr w:rFonts="맑은 고딕">
+          <w:rFonts w:ascii="맑은 고딕" w:hAnsi="맑은 고딕" w:eastAsia="맑은 고딕"/>
+          <w:b w:val="0"/>
+          <w:color w:val="6B7280"/>
+          <w:sz w:val="21"/>
+        </w:rPr>
+        <w:t xml:space="preserve">· </w:t>
+      </w:r>
+      <w:r>
+        <w:rPr w:rFonts="맑은 고딕">
+          <w:rFonts w:ascii="맑은 고딕" w:hAnsi="맑은 고딕" w:eastAsia="맑은 고딕"/>
+          <w:b/>
+          <w:color w:val="1F2937"/>
+          <w:sz w:val="21"/>
+        </w:rPr>
+        <w:t xml:space="preserve">LP 인기도(판매량): </w:t>
+      </w:r>
+      <w:r>
+        <w:rPr w:rFonts="맑은 고딕">
+          <w:rFonts w:ascii="맑은 고딕" w:hAnsi="맑은 고딕" w:eastAsia="맑은 고딕"/>
+          <w:b w:val="0"/>
+          <w:sz w:val="21"/>
+        </w:rPr>
+        <w:t>미국 빌보드 200 앨범 차트 정상에 올랐을 뿐만 아니라 전 세계적으로 1,200만 장 이상의 천문학적인 판매고를 기록하였으며, 미국 음반 산업 협회(RIAA)로부터 다이아몬드(1,000만 장 이상) 인증을 획득하며 80년대를 상징하는 메가 히트 LP로 자리매김했습니다.</w:t>
+      </w:r>
+    </w:p>
+    <w:p>
+      <w:pPr>
+        <w:spacing w:line="324" w:lineRule="auto" w:after="80"/>
+      </w:pPr>
+      <w:r>
+        <w:rPr w:rFonts="맑은 고딕">
+          <w:rFonts w:ascii="맑은 고딕" w:hAnsi="맑은 고딕" w:eastAsia="맑은 고딕"/>
+          <w:b w:val="0"/>
+          <w:color w:val="6B7280"/>
+          <w:sz w:val="21"/>
+        </w:rPr>
+        <w:t xml:space="preserve">· </w:t>
+      </w:r>
+      <w:r>
+        <w:rPr w:rFonts="맑은 고딕">
+          <w:rFonts w:ascii="맑은 고딕" w:hAnsi="맑은 고딕" w:eastAsia="맑은 고딕"/>
+          <w:b/>
+          <w:color w:val="1F2937"/>
+          <w:sz w:val="21"/>
+        </w:rPr>
+        <w:t xml:space="preserve">각종 수상경력: </w:t>
+      </w:r>
+      <w:r>
+        <w:rPr w:rFonts="맑은 고딕">
+          <w:rFonts w:ascii="맑은 고딕" w:hAnsi="맑은 고딕" w:eastAsia="맑은 고딕"/>
+          <w:b w:val="0"/>
+          <w:sz w:val="21"/>
+        </w:rPr>
+        <w:t>제28회 그래미 어워드에서 '최우수 록 보컬 퍼포먼스'를 비롯한 주요 부문에 노미네이트되었고, 캐나다 최고의 권위를 자랑하는 주노상(Juno Awards)에서 '올해의 앨범'을 수상하는 등 대중적 흥행과 평단 음악성의 동시 성취를 공인받았습니다.</w:t>
+      </w:r>
+    </w:p>
+    <w:p>
+      <w:pPr>
+        <w:spacing w:line="324" w:lineRule="auto" w:before="200" w:after="80"/>
+      </w:pPr>
+      <w:r>
+        <w:rPr w:rFonts="맑은 고딕">
+          <w:rFonts w:ascii="맑은 고딕" w:hAnsi="맑은 고딕" w:eastAsia="맑은 고딕"/>
+          <w:b/>
+          <w:color w:val="1E3A8A"/>
+          <w:sz w:val="24"/>
+        </w:rPr>
+        <w:t>2. 아티스트 정보</w:t>
+      </w:r>
+    </w:p>
+    <w:p>
+      <w:pPr>
+        <w:spacing w:line="324" w:lineRule="auto" w:after="80"/>
+      </w:pPr>
+      <w:r>
+        <w:rPr w:rFonts="맑은 고딕">
+          <w:rFonts w:ascii="맑은 고딕" w:hAnsi="맑은 고딕" w:eastAsia="맑은 고딕"/>
+          <w:b w:val="0"/>
+          <w:color w:val="6B7280"/>
+          <w:sz w:val="21"/>
+        </w:rPr>
+        <w:t xml:space="preserve">· </w:t>
+      </w:r>
+      <w:r>
+        <w:rPr w:rFonts="맑은 고딕">
+          <w:rFonts w:ascii="맑은 고딕" w:hAnsi="맑은 고딕" w:eastAsia="맑은 고딕"/>
+          <w:b/>
+          <w:color w:val="1F2937"/>
+          <w:sz w:val="21"/>
+        </w:rPr>
+        <w:t xml:space="preserve">국적: </w:t>
+      </w:r>
+      <w:r>
+        <w:rPr w:rFonts="맑은 고딕">
+          <w:rFonts w:ascii="맑은 고딕" w:hAnsi="맑은 고딕" w:eastAsia="맑은 고딕"/>
+          <w:b w:val="0"/>
+          <w:sz w:val="21"/>
+        </w:rPr>
+        <w:t>캐나다 (Canada)</w:t>
+      </w:r>
+    </w:p>
+    <w:p>
+      <w:pPr>
+        <w:spacing w:line="324" w:lineRule="auto" w:after="80"/>
+      </w:pPr>
+      <w:r>
+        <w:rPr w:rFonts="맑은 고딕">
+          <w:rFonts w:ascii="맑은 고딕" w:hAnsi="맑은 고딕" w:eastAsia="맑은 고딕"/>
+          <w:b w:val="0"/>
+          <w:color w:val="6B7280"/>
+          <w:sz w:val="21"/>
+        </w:rPr>
+        <w:t xml:space="preserve">· </w:t>
+      </w:r>
+      <w:r>
+        <w:rPr w:rFonts="맑은 고딕">
+          <w:rFonts w:ascii="맑은 고딕" w:hAnsi="맑은 고딕" w:eastAsia="맑은 고딕"/>
+          <w:b/>
+          <w:color w:val="1F2937"/>
+          <w:sz w:val="21"/>
+        </w:rPr>
+        <w:t xml:space="preserve">생몰년도: </w:t>
+      </w:r>
+      <w:r>
+        <w:rPr w:rFonts="맑은 고딕">
+          <w:rFonts w:ascii="맑은 고딕" w:hAnsi="맑은 고딕" w:eastAsia="맑은 고딕"/>
+          <w:b w:val="0"/>
+          <w:sz w:val="21"/>
+        </w:rPr>
+        <w:t>1959년 11월 5일 ~ 현재</w:t>
+      </w:r>
+    </w:p>
+    <w:p>
+      <w:pPr>
+        <w:spacing w:line="324" w:lineRule="auto" w:after="80"/>
+      </w:pPr>
+      <w:r>
+        <w:rPr w:rFonts="맑은 고딕">
+          <w:rFonts w:ascii="맑은 고딕" w:hAnsi="맑은 고딕" w:eastAsia="맑은 고딕"/>
+          <w:b w:val="0"/>
+          <w:color w:val="6B7280"/>
+          <w:sz w:val="21"/>
+        </w:rPr>
+        <w:t xml:space="preserve">· </w:t>
+      </w:r>
+      <w:r>
+        <w:rPr w:rFonts="맑은 고딕">
+          <w:rFonts w:ascii="맑은 고딕" w:hAnsi="맑은 고딕" w:eastAsia="맑은 고딕"/>
+          <w:b/>
+          <w:color w:val="1F2937"/>
+          <w:sz w:val="21"/>
+        </w:rPr>
+        <w:t xml:space="preserve">그룹 소속: </w:t>
+      </w:r>
+      <w:r>
+        <w:rPr w:rFonts="맑은 고딕">
+          <w:rFonts w:ascii="맑은 고딕" w:hAnsi="맑은 고딕" w:eastAsia="맑은 고딕"/>
+          <w:b w:val="0"/>
+          <w:sz w:val="21"/>
+        </w:rPr>
+        <w:t>솔로 (Solo)</w:t>
+      </w:r>
+    </w:p>
+    <w:p>
+      <w:pPr>
+        <w:spacing w:line="324" w:lineRule="auto" w:after="80"/>
+      </w:pPr>
+      <w:r>
+        <w:rPr w:rFonts="맑은 고딕">
+          <w:rFonts w:ascii="맑은 고딕" w:hAnsi="맑은 고딕" w:eastAsia="맑은 고딕"/>
+          <w:b w:val="0"/>
+          <w:color w:val="6B7280"/>
+          <w:sz w:val="21"/>
+        </w:rPr>
+        <w:t xml:space="preserve">· </w:t>
+      </w:r>
+      <w:r>
+        <w:rPr w:rFonts="맑은 고딕">
+          <w:rFonts w:ascii="맑은 고딕" w:hAnsi="맑은 고딕" w:eastAsia="맑은 고딕"/>
+          <w:b/>
+          <w:color w:val="1F2937"/>
+          <w:sz w:val="21"/>
+        </w:rPr>
+        <w:t xml:space="preserve">아티스트 소개: </w:t>
+      </w:r>
+      <w:r>
+        <w:rPr w:rFonts="맑은 고딕">
+          <w:rFonts w:ascii="맑은 고딕" w:hAnsi="맑은 고딕" w:eastAsia="맑은 고딕"/>
+          <w:b w:val="0"/>
+          <w:sz w:val="21"/>
+        </w:rPr>
+        <w:t>브라이언 아담스는 폐부를 찌르는 특유의 호소력 짙은 허스키 보이스와 직관적이면서도 유려한 멜로디 감각으로 1980~90년대 글로벌 록 음악계를 평정한 독보적인 싱어송라이터입니다. 스트레이트한 정통 록의 에너지부터 심금을 울리는 서정적 파워 발라드까지 아우르며, 캐나다를 넘어 세계 대중음악사에 지울 수 없는 거대한 족적을 남긴 거장입니다.</w:t>
+      </w:r>
+    </w:p>
+    <w:p>
+      <w:pPr>
+        <w:spacing w:line="324" w:lineRule="auto" w:before="200" w:after="80"/>
+      </w:pPr>
+      <w:r>
+        <w:rPr w:rFonts="맑은 고딕">
+          <w:rFonts w:ascii="맑은 고딕" w:hAnsi="맑은 고딕" w:eastAsia="맑은 고딕"/>
+          <w:b/>
+          <w:color w:val="1E3A8A"/>
+          <w:sz w:val="24"/>
+        </w:rPr>
+        <w:t>3. 음반 상세 분석</w:t>
+      </w:r>
+    </w:p>
+    <w:p>
+      <w:pPr>
+        <w:spacing w:line="324" w:lineRule="auto" w:after="80"/>
+      </w:pPr>
+      <w:r>
+        <w:rPr w:rFonts="맑은 고딕">
+          <w:rFonts w:ascii="맑은 고딕" w:hAnsi="맑은 고딕" w:eastAsia="맑은 고딕"/>
+          <w:b w:val="0"/>
+          <w:color w:val="6B7280"/>
+          <w:sz w:val="21"/>
+        </w:rPr>
+        <w:t xml:space="preserve">· </w:t>
+      </w:r>
+      <w:r>
+        <w:rPr w:rFonts="맑은 고딕">
+          <w:rFonts w:ascii="맑은 고딕" w:hAnsi="맑은 고딕" w:eastAsia="맑은 고딕"/>
+          <w:b/>
+          <w:color w:val="1F2937"/>
+          <w:sz w:val="21"/>
+        </w:rPr>
+        <w:t xml:space="preserve">역사적 위치: </w:t>
+      </w:r>
+      <w:r>
+        <w:rPr w:rFonts="맑은 고딕">
+          <w:rFonts w:ascii="맑은 고딕" w:hAnsi="맑은 고딕" w:eastAsia="맑은 고딕"/>
+          <w:b w:val="0"/>
+          <w:sz w:val="21"/>
+        </w:rPr>
+        <w:t>*Reckless*는 아레나 록(Arena Rock)의 호방한 스케일과 라디오 친화적인 팝 센시빌리티가 경이로운 균형을 이룬 80년대 록의 정점입니다. 수록곡 10곡 중 무려 6곡이 빌보드 핫 100 차트 톱 15위 안에 진입하는 진기록을 세웠으며, 이는 마이클 잭슨의 *Thriller*, 브루스 스프링스틴의 *Born in the U.S.A.*와 비견될 정도로 앨범 전체의 완성도와 유기적 흐름이 극에 달했음을 증명하는 음악사적 사건이었습니다.</w:t>
+      </w:r>
+    </w:p>
+    <w:p>
+      <w:pPr>
+        <w:spacing w:line="324" w:lineRule="auto" w:after="80"/>
+      </w:pPr>
+      <w:r>
+        <w:rPr w:rFonts="맑은 고딕">
+          <w:rFonts w:ascii="맑은 고딕" w:hAnsi="맑은 고딕" w:eastAsia="맑은 고딕"/>
+          <w:b w:val="0"/>
+          <w:color w:val="6B7280"/>
+          <w:sz w:val="21"/>
+        </w:rPr>
+        <w:t xml:space="preserve">· </w:t>
+      </w:r>
+      <w:r>
+        <w:rPr w:rFonts="맑은 고딕">
+          <w:rFonts w:ascii="맑은 고딕" w:hAnsi="맑은 고딕" w:eastAsia="맑은 고딕"/>
+          <w:b/>
+          <w:color w:val="1F2937"/>
+          <w:sz w:val="21"/>
+        </w:rPr>
+        <w:t xml:space="preserve">시대의 흔적(스토리텔링): </w:t>
+      </w:r>
+      <w:r>
+        <w:rPr w:rFonts="맑은 고딕">
+          <w:rFonts w:ascii="맑은 고딕" w:hAnsi="맑은 고딕" w:eastAsia="맑은 고딕"/>
+          <w:b w:val="0"/>
+          <w:sz w:val="21"/>
+        </w:rPr>
+        <w:t>신시사이저 기반의 뉴웨이브와 팝 사운드가 주류를 장악해가던 1980년대 중반, 이 앨범은 가죽 재킷과 블루진으로 대변되는 록 음악 본연의 아날로그적 온기와 야성을 회복시켜 준 청춘의 해방구였습니다. 꿈과 현실, 뜨거운 사랑과 뼈아픈 상실 속에서 방황하던 젊은 날의 편린들이 거친 일렉트릭 기타 리프에 박제되어, 당대 세대에게는 눈물겨운 위로를, 오늘날의 우리에게는 되돌아갈 수 없는 아날로그 시대의 낭만을 오롯이 환기해 줍니다.</w:t>
+      </w:r>
+    </w:p>
+    <w:p>
+      <w:pPr>
+        <w:spacing w:line="324" w:lineRule="auto" w:before="200" w:after="80"/>
+      </w:pPr>
+      <w:r>
+        <w:rPr w:rFonts="맑은 고딕">
+          <w:rFonts w:ascii="맑은 고딕" w:hAnsi="맑은 고딕" w:eastAsia="맑은 고딕"/>
+          <w:b/>
+          <w:color w:val="1E3A8A"/>
+          <w:sz w:val="24"/>
+        </w:rPr>
+        <w:t>4. 주요 수록곡 및 감상 제언</w:t>
+      </w:r>
+    </w:p>
+    <w:p>
+      <w:pPr>
+        <w:spacing w:line="324" w:lineRule="auto" w:after="80"/>
+      </w:pPr>
+      <w:r>
+        <w:rPr w:rFonts="맑은 고딕">
+          <w:rFonts w:ascii="맑은 고딕" w:hAnsi="맑은 고딕" w:eastAsia="맑은 고딕"/>
+          <w:b w:val="0"/>
+          <w:color w:val="6B7280"/>
+          <w:sz w:val="21"/>
+        </w:rPr>
+        <w:t xml:space="preserve">· </w:t>
+      </w:r>
+      <w:r>
+        <w:rPr w:rFonts="맑은 고딕">
+          <w:rFonts w:ascii="맑은 고딕" w:hAnsi="맑은 고딕" w:eastAsia="맑은 고딕"/>
+          <w:b/>
+          <w:color w:val="1F2937"/>
+          <w:sz w:val="21"/>
+        </w:rPr>
+        <w:t xml:space="preserve">주요 수록곡 특징: </w:t>
+      </w:r>
+      <w:r>
+        <w:rPr w:rFonts="맑은 고딕">
+          <w:rFonts w:ascii="맑은 고딕" w:hAnsi="맑은 고딕" w:eastAsia="맑은 고딕"/>
+          <w:b w:val="0"/>
+          <w:sz w:val="21"/>
+        </w:rPr>
+        <w:t>청춘의 영원한 찬가로 손꼽히는 'Summer of '69'는 질주하는 드라이브감 뒤편에 아련한 노스탤지어를 녹여내어 가슴을 뭉클하게 만들며, 브라이언 아담스 최초의 빌보드 1위 곡인 'Heaven'은 숭고할 만큼 애틋한 피아노 선율과 절규하는 보컬이 어우러진 발라드의 극치입니다. 여기에 긴박감 넘치는 명품 리프로 출발하는 'Run to You'와 록의 여제 티나 터너와 폭발적인 시너지를 뿜어내는 'It's Only Love'에 이르기까지, 빈틈없는 구성미를 자랑합니다.</w:t>
+      </w:r>
+    </w:p>
+    <w:p>
+      <w:pPr>
+        <w:spacing w:line="324" w:lineRule="auto" w:after="80"/>
+      </w:pPr>
+      <w:r>
+        <w:rPr w:rFonts="맑은 고딕">
+          <w:rFonts w:ascii="맑은 고딕" w:hAnsi="맑은 고딕" w:eastAsia="맑은 고딕"/>
+          <w:b w:val="0"/>
+          <w:color w:val="6B7280"/>
+          <w:sz w:val="21"/>
+        </w:rPr>
+        <w:t xml:space="preserve">· </w:t>
+      </w:r>
+      <w:r>
+        <w:rPr w:rFonts="맑은 고딕">
+          <w:rFonts w:ascii="맑은 고딕" w:hAnsi="맑은 고딕" w:eastAsia="맑은 고딕"/>
+          <w:b/>
+          <w:color w:val="1F2937"/>
+          <w:sz w:val="21"/>
+        </w:rPr>
+        <w:t xml:space="preserve">빈티지 감상 제언: </w:t>
+      </w:r>
+      <w:r>
+        <w:rPr w:rFonts="맑은 고딕">
+          <w:rFonts w:ascii="맑은 고딕" w:hAnsi="맑은 고딕" w:eastAsia="맑은 고딕"/>
+          <w:b w:val="0"/>
+          <w:sz w:val="21"/>
+        </w:rPr>
+        <w:t>이 앨범의 LP 사운드는 디지털 리마스터 음원에서는 결코 맛볼 수 없는 두터운 질감과 따스한 공간감을 품고 있습니다. 턴테이블의 바늘이 소리골을 탈 때 피어오르는 드럼의 묵직한 타격감과 진공관 앰프를 통해 배가되는 보컬의 거친 입자감은 압권이므로, 은은한 조명 아래 볼륨을 다소 높여 80년대 대형 콘서트홀의 열기와 공명감을 온몸으로 느껴보시길 제언합니다.</w:t>
+      </w:r>
+    </w:p>
+    <w:p>
+      <w:pPr>
+        <w:spacing w:line="324" w:lineRule="auto" w:after="80"/>
+      </w:pPr>
+      <w:r>
+        <w:rPr w:rFonts="맑은 고딕">
+          <w:rFonts w:ascii="맑은 고딕" w:hAnsi="맑은 고딕" w:eastAsia="맑은 고딕"/>
+          <w:b w:val="0"/>
+          <w:color w:val="6B7280"/>
+          <w:sz w:val="21"/>
+        </w:rPr>
+        <w:t xml:space="preserve">· </w:t>
+      </w:r>
+      <w:r>
+        <w:rPr w:rFonts="맑은 고딕">
+          <w:rFonts w:ascii="맑은 고딕" w:hAnsi="맑은 고딕" w:eastAsia="맑은 고딕"/>
+          <w:b/>
+          <w:color w:val="1F2937"/>
+          <w:sz w:val="21"/>
+        </w:rPr>
+        <w:t xml:space="preserve">소장 가치: </w:t>
+      </w:r>
+      <w:r>
+        <w:rPr w:rFonts="맑은 고딕">
+          <w:rFonts w:ascii="맑은 고딕" w:hAnsi="맑은 고딕" w:eastAsia="맑은 고딕"/>
+          <w:b w:val="0"/>
+          <w:sz w:val="21"/>
+        </w:rPr>
+        <w:t>대중음악의 황금기였던 1980년대를 가장 찬란하게 수놓은 기념비적인 역작이자, 세월이 흘러도 빛바래지 않는 멜로디의 힘을 증명하는 바이닐로서 록과 팝을 사랑하는 오디오파일 및 컬렉터라면 반드시 랙의 중심에 갖추어야 할 불후의 소장 가치를 지닙니다.</w:t>
+      </w:r>
+    </w:p>
+    <w:p>
+      <w:pPr>
+        <w:spacing w:line="324" w:lineRule="auto" w:after="120" w:before="160"/>
+      </w:pPr>
+      <w:r>
+        <w:rPr w:rFonts="맑은 고딕">
+          <w:rFonts w:ascii="맑은 고딕" w:hAnsi="맑은 고딕" w:eastAsia="맑은 고딕"/>
+          <w:b/>
+          <w:color w:val="4338CA"/>
+          <w:sz w:val="21"/>
+        </w:rPr>
+        <w:t>이 음반을 통해 아날로그 바늘 끝에서 피어오르는 청춘의 순수한 열정과 거친 서정이 전해주는 감동을 다시 한번 경험해 보시는 것은 어떨까요?</w:t>
       </w:r>
     </w:p>
     <w:sectPr>
       <w:pgSz w:w="12240" w:h="15840"/>
-      <w:pgMar w:top="1440" w:right="1440" w:bottom="1440" w:left="1440" w:header="720" w:footer="720" w:gutter="0"/>
+      <w:pgMar w:top="1152" w:right="1296" w:bottom="1152" w:left="1296" w:header="720" w:footer="720" w:gutter="0"/>
       <w:cols w:space="720"/>
       <w:docGrid w:linePitch="360"/>
     </w:sectPr>

--- a/word_reports/LP_0098_위치_410_Bryan Adams_Reckless..docx
+++ b/word_reports/LP_0098_위치_410_Bryan Adams_Reckless..docx
@@ -32,7 +32,7 @@
     </w:p>
     <w:p>
       <w:pPr>
-        <w:spacing w:line="324" w:lineRule="auto" w:before="80" w:after="160"/>
+        <w:spacing w:line="324" w:lineRule="auto" w:before="80" w:after="120"/>
       </w:pPr>
       <w:r>
         <w:rPr w:rFonts="맑은 고딕">
@@ -42,13 +42,6 @@
           <w:sz w:val="22"/>
         </w:rPr>
         <w:t xml:space="preserve">[음반 소개] </w:t>
-      </w:r>
-      <w:r>
-        <w:rPr w:rFonts="맑은 고딕">
-          <w:rFonts w:ascii="맑은 고딕" w:hAnsi="맑은 고딕" w:eastAsia="맑은 고딕"/>
-          <w:b w:val="0"/>
-          <w:sz w:val="21"/>
-        </w:rPr>
       </w:r>
     </w:p>
     <w:p>
@@ -61,7 +54,33 @@
           <w:b w:val="0"/>
           <w:sz w:val="21"/>
         </w:rPr>
-        <w:t>1984년 만추의 공기를 가르며 세상에 울려 퍼진 브라이언 아담스의 네 번째 정규 앨범 *Reckless*는 아메리칸 하트랜드 록의 거친 숨결과 팝 음악의 세련된 서정미가 가장 완벽한 합일을 이룬 불멸의 명반입니다. 날것의 순수한 열정과 짙은 애수가 교차하는 그의 허스키한 보이스는 턴테이블의 소리골을 타고 흐르며, 누구에게나 가슴 한구석에 남아 있는 찬란했던 청춘의 계절을 아련하게 소환해 냅니다. 상업적 쾌거를 넘어 시대를 관통하는 록 음악의 순수성과 낭만을 응축해 낸 이 걸작은, 40여 년의 세월이 흐른 오늘날에도 여전히 깊은 울림과 가슴 벅찬 감동을 선사합니다.</w:t>
+        <w:t>1984년, 팝 음악계의 찬란했던 황금기 한복판에서 브라이언 아담스가 자신의 스물다섯 번째 생일에 맞춰 세상에 내놓은 『Reckless』는 80년대 아레나 록과 하트랜드 록의 정점을 찍은 불멸의 걸작입니다. 화려한 신디사이저와 정교하게 가공된 뉴웨이브 사운드가 주류를 이루던 당대의 풍경 속에서, 아담스는 순수한 로큰롤의 기본 골격인 거친 기타 리프와 심장을 뛰게 하는 드럼 비트, 그리고 자신의 전매특허인 칼칼하면서도 애수가 깃든 허스키 보이스로 시대의 공기를 뒤흔들었습니다. 이 음반은 청춘의 들끓는 열망과 방황, 그리고 아련한 노스탤지어를 직관적이면서도 품격 있는 멜로디 속에 박제해 둔 한 편의 기념비적인 서사시입니다.</w:t>
+      </w:r>
+    </w:p>
+    <w:p>
+      <w:pPr>
+        <w:spacing w:line="324" w:lineRule="auto" w:after="120"/>
+      </w:pPr>
+      <w:r>
+        <w:rPr w:rFonts="맑은 고딕">
+          <w:rFonts w:ascii="맑은 고딕" w:hAnsi="맑은 고딕" w:eastAsia="맑은 고딕"/>
+          <w:b w:val="0"/>
+          <w:sz w:val="21"/>
+        </w:rPr>
+        <w:t>명 프로듀서 밥 클리어마운틴(Bob Clearmountain)과의 완벽한 음악적 교감 속에서 빚어진 본작의 사운드는 정교한 프로덕션 속에서도 날 것의 생명력을 고스란히 간직하고 있습니다. 브라이언 아담스와 그의 오랜 음악적 동반자인 짐 밸런스(Jim Vallance) 콤비가 벼려낸 멜로디 라인은 군더더기 없는 명료함으로 청자의 심장에 곧장 가닿습니다. 인위적인 기교 대신 땀방울이 배어 있는 정통 기타 록의 미덕을 전면에 내세운 이 작품은, 록 음악이 어떻게 보편적인 팝 감수성을 획득하고 거대한 스타디움을 가득 채우는 서정적 울림으로 진화할 수 있는지를 명징하게 증명해 보였습니다.</w:t>
+      </w:r>
+    </w:p>
+    <w:p>
+      <w:pPr>
+        <w:spacing w:line="324" w:lineRule="auto" w:after="120"/>
+      </w:pPr>
+      <w:r>
+        <w:rPr w:rFonts="맑은 고딕">
+          <w:rFonts w:ascii="맑은 고딕" w:hAnsi="맑은 고딕" w:eastAsia="맑은 고딕"/>
+          <w:b w:val="0"/>
+          <w:sz w:val="21"/>
+        </w:rPr>
+        <w:t>『Reckless』가 전하고자 했던 예술적 메시지는 결코 복잡하거나 현학적이지 않습니다. 그것은 지나간 계절에 바치는 가장 순수한 연가이자, 불확실한 내일을 향해 무모할 정도로 뜨겁게 질주했던 젊은 날의 정직한 고백이었습니다. 불멸의 송가 'Summer of '69'의 아득한 기억부터 'Heaven'의 지고지순한 순애보에 이르기까지, 앨범 전편을 관통하는 낭만적 서정성은 40여 년의 세월이 흐른 지금까지도 전혀 퇴색되지 않은 채 가슴 깊은 곳의 아날로그 감성을 일깨웁니다. 이것이 바로 이 음반이 단순한 상업적 히트작을 넘어, 세대를 초월해 끊임없이 회자되는 록 음악사의 찬란한 문화유산으로 추앙받는 이유입니다.</w:t>
       </w:r>
     </w:p>
     <w:p>
@@ -168,7 +187,7 @@
           <w:b w:val="0"/>
           <w:sz w:val="21"/>
         </w:rPr>
-        <w:t>1984년 11월 5일, 아티스트 본인의 25번째 생일에 맞춰 명문 레이블 A&amp;M 레코드를 통해 발매되었으며, 명 프로듀서 밥 클리어마운틴(Bob Clearmountain)과의 긴밀한 협업을 통해 1980년대 록 사운드의 교과서적인 프로덕션을 완성해 낸 기념비적 앨범입니다.</w:t>
+        <w:t>1984년 11월 5일 A&amp;M 레코드사를 통해 발매된 브라이언 아담스의 통산 네 번째 정규 스튜디오 앨범으로, 아티스트 본인의 25번째 생일에 맞춰 공개되며 80년대 록 음악의 분수령을 이룬 명반.</w:t>
       </w:r>
     </w:p>
     <w:p>
@@ -199,7 +218,7 @@
           <w:b w:val="0"/>
           <w:sz w:val="21"/>
         </w:rPr>
-        <w:t>미국 빌보드 200 앨범 차트 정상에 올랐을 뿐만 아니라 전 세계적으로 1,200만 장 이상의 천문학적인 판매고를 기록하였으며, 미국 음반 산업 협회(RIAA)로부터 다이아몬드(1,000만 장 이상) 인증을 획득하며 80년대를 상징하는 메가 히트 LP로 자리매김했습니다.</w:t>
+        <w:t>미국 빌보드 200 차트 1위 및 본국 캐나다 차트 정상을 석권하였으며, 전 세계적으로 1,200만 장 이상의 경이로운 판매고를 기록. 단일 앨범에서 무려 6곡의 빌보드 핫 100 톱 15 히트 싱글을 배출하는 대기록 수립.</w:t>
       </w:r>
     </w:p>
     <w:p>
@@ -230,7 +249,7 @@
           <w:b w:val="0"/>
           <w:sz w:val="21"/>
         </w:rPr>
-        <w:t>제28회 그래미 어워드에서 '최우수 록 보컬 퍼포먼스'를 비롯한 주요 부문에 노미네이트되었고, 캐나다 최고의 권위를 자랑하는 주노상(Juno Awards)에서 '올해의 앨범'을 수상하는 등 대중적 흥행과 평단 음악성의 동시 성취를 공인받았습니다.</w:t>
+        <w:t>1985년 캐나다 주노상(Juno Awards) '올해의 앨범' 수상, 그래미 어워드 '최우수 록 보컬 퍼포먼스' 부문 노미네이트 등 당대 평단과 대중음악계의 절대적인 찬사와 공인을 획득함.</w:t>
       </w:r>
     </w:p>
     <w:p>
@@ -368,7 +387,7 @@
           <w:b w:val="0"/>
           <w:sz w:val="21"/>
         </w:rPr>
-        <w:t>브라이언 아담스는 폐부를 찌르는 특유의 호소력 짙은 허스키 보이스와 직관적이면서도 유려한 멜로디 감각으로 1980~90년대 글로벌 록 음악계를 평정한 독보적인 싱어송라이터입니다. 스트레이트한 정통 록의 에너지부터 심금을 울리는 서정적 파워 발라드까지 아우르며, 캐나다를 넘어 세계 대중음악사에 지울 수 없는 거대한 족적을 남긴 거장입니다.</w:t>
+        <w:t>짙은 호소력과 거친 질감을 동시에 머금은 특유의 허스키 보이스, 직관적이면서도 빼어난 멜로디 메이킹 능력을 겸비한 세계적인 싱어송라이터입니다. 80~90년대 스트레이트한 정통 아메리칸 록과 가슴을 적시는 파워 발라드의 황금기를 이끌며 세계 팝/록 역사에 지울 수 없는 족적을 남겼습니다.</w:t>
       </w:r>
     </w:p>
     <w:p>
@@ -413,7 +432,7 @@
           <w:b w:val="0"/>
           <w:sz w:val="21"/>
         </w:rPr>
-        <w:t>*Reckless*는 아레나 록(Arena Rock)의 호방한 스케일과 라디오 친화적인 팝 센시빌리티가 경이로운 균형을 이룬 80년대 록의 정점입니다. 수록곡 10곡 중 무려 6곡이 빌보드 핫 100 차트 톱 15위 안에 진입하는 진기록을 세웠으며, 이는 마이클 잭슨의 *Thriller*, 브루스 스프링스틴의 *Born in the U.S.A.*와 비견될 정도로 앨범 전체의 완성도와 유기적 흐름이 극에 달했음을 증명하는 음악사적 사건이었습니다.</w:t>
+        <w:t>신스팝과 MTV의 시각적 요소가 지배적이던 1980년대 중반, 클래식 록의 본질적인 다이내미즘과 대중적 팝 센스를 완벽하게 융합하여 '아레나 록의 교과서'를 정립한 음반입니다. 상업적 파급력과 음악적 응집력을 동시에 달성하며 시대의 기념비로 우뚝 서 있습니다.</w:t>
       </w:r>
     </w:p>
     <w:p>
@@ -444,7 +463,7 @@
           <w:b w:val="0"/>
           <w:sz w:val="21"/>
         </w:rPr>
-        <w:t>신시사이저 기반의 뉴웨이브와 팝 사운드가 주류를 장악해가던 1980년대 중반, 이 앨범은 가죽 재킷과 블루진으로 대변되는 록 음악 본연의 아날로그적 온기와 야성을 회복시켜 준 청춘의 해방구였습니다. 꿈과 현실, 뜨거운 사랑과 뼈아픈 상실 속에서 방황하던 젊은 날의 편린들이 거친 일렉트릭 기타 리프에 박제되어, 당대 세대에게는 눈물겨운 위로를, 오늘날의 우리에게는 되돌아갈 수 없는 아날로그 시대의 낭만을 오롯이 환기해 줍니다.</w:t>
+        <w:t>냉전 말기의 사회적 분위기 속에서도 자유와 낭만을 갈구하던 1980년대 청춘들의 서사가 짙게 투영되어 있습니다. 가죽 재킷과 블루진으로 상징되는 젊음의 역동성, 순수했던 첫사랑과 꿈을 좇던 시절의 회고적 정서가 릴 테이프와 래커 디스크 특유의 따스한 질감 속에 오롯이 살아 숨 쉽니다.</w:t>
       </w:r>
     </w:p>
     <w:p>
@@ -489,7 +508,7 @@
           <w:b w:val="0"/>
           <w:sz w:val="21"/>
         </w:rPr>
-        <w:t>청춘의 영원한 찬가로 손꼽히는 'Summer of '69'는 질주하는 드라이브감 뒤편에 아련한 노스탤지어를 녹여내어 가슴을 뭉클하게 만들며, 브라이언 아담스 최초의 빌보드 1위 곡인 'Heaven'은 숭고할 만큼 애틋한 피아노 선율과 절규하는 보컬이 어우러진 발라드의 극치입니다. 여기에 긴박감 넘치는 명품 리프로 출발하는 'Run to You'와 록의 여제 티나 터너와 폭발적인 시너지를 뿜어내는 'It's Only Love'에 이르기까지, 빈틈없는 구성미를 자랑합니다.</w:t>
+        <w:t>청춘을 기억하는 인류의 영원한 테마곡 'Summer of '69', 빌보드 싱글 차트 정상에 오른 애절한 록 발라드의 걸작 'Heaven', 날카롭고 긴장감 넘치는 기타 리프로 포문을 여는 'Run to You', 그리고 록의 여제 티나 터너와 환상적인 보컬 앙상블을 이룬 'It's Only Love' 등 버릴 곡이 없는 완벽한 구성을 자랑합니다.</w:t>
       </w:r>
     </w:p>
     <w:p>
@@ -520,7 +539,7 @@
           <w:b w:val="0"/>
           <w:sz w:val="21"/>
         </w:rPr>
-        <w:t>이 앨범의 LP 사운드는 디지털 리마스터 음원에서는 결코 맛볼 수 없는 두터운 질감과 따스한 공간감을 품고 있습니다. 턴테이블의 바늘이 소리골을 탈 때 피어오르는 드럼의 묵직한 타격감과 진공관 앰프를 통해 배가되는 보컬의 거친 입자감은 압권이므로, 은은한 조명 아래 볼륨을 다소 높여 80년대 대형 콘서트홀의 열기와 공명감을 온몸으로 느껴보시길 제언합니다.</w:t>
+        <w:t>전설적인 엔지니어 밥 클리어마운틴의 탁월한 믹싱이 빛을 발하는 음반인 만큼, 턴테이블의 스타일러스가 소리골을 스칠 때 전해지는 묵직한 베이스 드럼의 타격감과 일렉트릭 기타의 생생한 크런치 톤을 진공관 앰프 특유의 두터운 온기 속에서 감상할 때 본작의 참된 공간감이 활짝 열립니다.</w:t>
       </w:r>
     </w:p>
     <w:p>
@@ -551,7 +570,7 @@
           <w:b w:val="0"/>
           <w:sz w:val="21"/>
         </w:rPr>
-        <w:t>대중음악의 황금기였던 1980년대를 가장 찬란하게 수놓은 기념비적인 역작이자, 세월이 흘러도 빛바래지 않는 멜로디의 힘을 증명하는 바이닐로서 록과 팝을 사랑하는 오디오파일 및 컬렉터라면 반드시 랙의 중심에 갖추어야 할 불후의 소장 가치를 지닙니다.</w:t>
+        <w:t>80년대 팝/록의 찬란했던 황금기를 증명하는 역사적 증거물이자, 아날로그 프레싱 특유의 단단하고 응집력 있는 사운드를 가장 명징하게 맛볼 수 있는 앨범입니다. 음악성과 대중성을 모두 거머쥔 마스터피스로서 모든 LP 애호가의 오디오 랙 중앙을 차지할 가치가 충분합니다.</w:t>
       </w:r>
     </w:p>
     <w:p>
@@ -565,7 +584,7 @@
           <w:color w:val="4338CA"/>
           <w:sz w:val="21"/>
         </w:rPr>
-        <w:t>이 음반을 통해 아날로그 바늘 끝에서 피어오르는 청춘의 순수한 열정과 거친 서정이 전해주는 감동을 다시 한번 경험해 보시는 것은 어떨까요?</w:t>
+        <w:t>이 음반을 통해 거칠면서도 순수했던 청춘의 질주와 시대를 초월한 록 스피릿이 전해주는 감동을 다시 한번 경험해 보시는 것은 어떨까요?</w:t>
       </w:r>
     </w:p>
     <w:sectPr>
